--- a/docs/tech/OpenJDK_설치_설정_방법.docx
+++ b/docs/tech/OpenJDK_설치_설정_방법.docx
@@ -775,7 +775,24 @@
         <w:rPr>
           <w:rFonts w:hint="eastAsia"/>
         </w:rPr>
-        <w:t>다음은 이미 설치되어 있는 경우이다.</w:t>
+        <w:t>다음은 이미 설치되어 있는 경우이다</w:t>
+      </w:r>
+      <w:proofErr w:type="gramStart"/>
+      <w:r>
+        <w:rPr>
+          <w:rFonts w:hint="eastAsia"/>
+        </w:rPr>
+        <w:t>.</w:t>
+      </w:r>
+      <w:r>
+        <w:t>(</w:t>
+      </w:r>
+      <w:proofErr w:type="gramEnd"/>
+      <w:r>
+        <w:t>rpm -q java-1.8.0-openjdk-devel</w:t>
+      </w:r>
+      <w:r>
+        <w:t>)</w:t>
       </w:r>
     </w:p>
     <w:p>
@@ -827,11 +844,6 @@
       </w:r>
     </w:p>
     <w:p>
-      <w:pPr>
-        <w:rPr>
-          <w:rFonts w:hint="eastAsia"/>
-        </w:rPr>
-      </w:pPr>
       <w:proofErr w:type="spellStart"/>
       <w:r>
         <w:rPr>
@@ -857,6 +869,23 @@
         </w:rPr>
         <w:t>를 설치한다.</w:t>
       </w:r>
+      <w:r>
+        <w:br/>
+        <w:t>(</w:t>
+      </w:r>
+      <w:proofErr w:type="gramStart"/>
+      <w:r>
+        <w:t>yum</w:t>
+      </w:r>
+      <w:proofErr w:type="gramEnd"/>
+      <w:r>
+        <w:t xml:space="preserve"> install java-1.8.0-openjdk-devel</w:t>
+      </w:r>
+      <w:r>
+        <w:t>)</w:t>
+      </w:r>
+      <w:bookmarkStart w:id="2" w:name="_GoBack"/>
+      <w:bookmarkEnd w:id="2"/>
     </w:p>
     <w:p>
       <w:r>
@@ -954,7 +983,7 @@
       <w:pPr>
         <w:pStyle w:val="1"/>
       </w:pPr>
-      <w:bookmarkStart w:id="2" w:name="_Toc7991901"/>
+      <w:bookmarkStart w:id="3" w:name="_Toc7991901"/>
       <w:r>
         <w:rPr>
           <w:rFonts w:hint="eastAsia"/>
@@ -978,7 +1007,7 @@
         </w:rPr>
         <w:t>로 교체</w:t>
       </w:r>
-      <w:bookmarkEnd w:id="2"/>
+      <w:bookmarkEnd w:id="3"/>
     </w:p>
     <w:p>
       <w:proofErr w:type="spellStart"/>
@@ -1426,7 +1455,6 @@
       </w:r>
     </w:p>
     <w:p>
-      <w:bookmarkStart w:id="3" w:name="_GoBack"/>
       <w:r>
         <w:rPr>
           <w:noProof/>
@@ -1473,14 +1501,8 @@
           </wp:inline>
         </w:drawing>
       </w:r>
-      <w:bookmarkEnd w:id="3"/>
     </w:p>
     <w:p>
-      <w:pPr>
-        <w:rPr>
-          <w:rFonts w:hint="eastAsia"/>
-        </w:rPr>
-      </w:pPr>
       <w:r>
         <w:rPr>
           <w:rFonts w:hint="eastAsia"/>
@@ -3454,7 +3476,7 @@
 </file>
 
 <file path=customXml/itemProps1.xml><?xml version="1.0" encoding="utf-8"?>
-<ds:datastoreItem xmlns:ds="http://schemas.openxmlformats.org/officeDocument/2006/customXml" ds:itemID="{430F8F0E-F02B-42C3-A90F-DC4C202C0062}">
+<ds:datastoreItem xmlns:ds="http://schemas.openxmlformats.org/officeDocument/2006/customXml" ds:itemID="{F9B89646-0DAC-49AF-AD18-E95F62EEA775}">
   <ds:schemaRefs>
     <ds:schemaRef ds:uri="http://schemas.openxmlformats.org/officeDocument/2006/bibliography"/>
   </ds:schemaRefs>

--- a/docs/tech/OpenJDK_설치_설정_방법.docx
+++ b/docs/tech/OpenJDK_설치_설정_방법.docx
@@ -6,7 +6,7 @@
       <w:pPr>
         <w:pStyle w:val="a3"/>
       </w:pPr>
-      <w:bookmarkStart w:id="0" w:name="_Toc7991899"/>
+      <w:bookmarkStart w:id="0" w:name="_Toc27275236"/>
       <w:proofErr w:type="spellStart"/>
       <w:r>
         <w:rPr>
@@ -226,7 +226,7 @@
           <w:r>
             <w:fldChar w:fldCharType="separate"/>
           </w:r>
-          <w:hyperlink w:anchor="_Toc7991899" w:history="1">
+          <w:hyperlink w:anchor="_Toc27275236" w:history="1">
             <w:r>
               <w:rPr>
                 <w:rStyle w:val="a5"/>
@@ -306,7 +306,7 @@
                 <w:noProof/>
                 <w:webHidden/>
               </w:rPr>
-              <w:instrText xml:space="preserve"> PAGEREF _Toc7991899 \h </w:instrText>
+              <w:instrText xml:space="preserve"> PAGEREF _Toc27275236 \h </w:instrText>
             </w:r>
             <w:r>
               <w:rPr>
@@ -348,7 +348,7 @@
               <w:noProof/>
             </w:rPr>
           </w:pPr>
-          <w:hyperlink w:anchor="_Toc7991900" w:history="1">
+          <w:hyperlink w:anchor="_Toc27275237" w:history="1">
             <w:r>
               <w:rPr>
                 <w:rStyle w:val="a5"/>
@@ -383,7 +383,7 @@
                 <w:noProof/>
                 <w:webHidden/>
               </w:rPr>
-              <w:instrText xml:space="preserve"> PAGEREF _Toc7991900 \h </w:instrText>
+              <w:instrText xml:space="preserve"> PAGEREF _Toc27275237 \h </w:instrText>
             </w:r>
             <w:r>
               <w:rPr>
@@ -425,7 +425,7 @@
               <w:noProof/>
             </w:rPr>
           </w:pPr>
-          <w:hyperlink w:anchor="_Toc7991901" w:history="1">
+          <w:hyperlink w:anchor="_Toc27275238" w:history="1">
             <w:r>
               <w:rPr>
                 <w:rStyle w:val="a5"/>
@@ -490,7 +490,7 @@
                 <w:noProof/>
                 <w:webHidden/>
               </w:rPr>
-              <w:instrText xml:space="preserve"> PAGEREF _Toc7991901 \h </w:instrText>
+              <w:instrText xml:space="preserve"> PAGEREF _Toc27275238 \h </w:instrText>
             </w:r>
             <w:r>
               <w:rPr>
@@ -511,6 +511,203 @@
                 <w:webHidden/>
               </w:rPr>
               <w:t>2</w:t>
+            </w:r>
+            <w:r>
+              <w:rPr>
+                <w:noProof/>
+                <w:webHidden/>
+              </w:rPr>
+              <w:fldChar w:fldCharType="end"/>
+            </w:r>
+          </w:hyperlink>
+        </w:p>
+        <w:p>
+          <w:pPr>
+            <w:pStyle w:val="10"/>
+            <w:tabs>
+              <w:tab w:val="right" w:leader="dot" w:pos="9016"/>
+            </w:tabs>
+            <w:rPr>
+              <w:rFonts w:cstheme="minorBidi"/>
+              <w:noProof/>
+            </w:rPr>
+          </w:pPr>
+          <w:hyperlink w:anchor="_Toc27275239" w:history="1">
+            <w:r>
+              <w:rPr>
+                <w:rStyle w:val="a5"/>
+                <w:noProof/>
+              </w:rPr>
+              <w:t>OpenJDK</w:t>
+            </w:r>
+            <w:r>
+              <w:rPr>
+                <w:rStyle w:val="a5"/>
+                <w:rFonts w:hint="eastAsia"/>
+                <w:noProof/>
+              </w:rPr>
+              <w:t>를</w:t>
+            </w:r>
+            <w:r>
+              <w:rPr>
+                <w:rStyle w:val="a5"/>
+                <w:noProof/>
+              </w:rPr>
+              <w:t xml:space="preserve"> </w:t>
+            </w:r>
+            <w:r>
+              <w:rPr>
+                <w:rStyle w:val="a5"/>
+                <w:rFonts w:hint="eastAsia"/>
+                <w:noProof/>
+              </w:rPr>
+              <w:t>설치할</w:t>
+            </w:r>
+            <w:r>
+              <w:rPr>
+                <w:rStyle w:val="a5"/>
+                <w:noProof/>
+              </w:rPr>
+              <w:t xml:space="preserve"> </w:t>
+            </w:r>
+            <w:r>
+              <w:rPr>
+                <w:rStyle w:val="a5"/>
+                <w:rFonts w:hint="eastAsia"/>
+                <w:noProof/>
+              </w:rPr>
+              <w:t>수</w:t>
+            </w:r>
+            <w:r>
+              <w:rPr>
+                <w:rStyle w:val="a5"/>
+                <w:noProof/>
+              </w:rPr>
+              <w:t xml:space="preserve"> </w:t>
+            </w:r>
+            <w:r>
+              <w:rPr>
+                <w:rStyle w:val="a5"/>
+                <w:rFonts w:hint="eastAsia"/>
+                <w:noProof/>
+              </w:rPr>
+              <w:t>없고</w:t>
+            </w:r>
+            <w:r>
+              <w:rPr>
+                <w:rStyle w:val="a5"/>
+                <w:noProof/>
+              </w:rPr>
+              <w:t xml:space="preserve"> OpenJRE</w:t>
+            </w:r>
+            <w:r>
+              <w:rPr>
+                <w:rStyle w:val="a5"/>
+                <w:rFonts w:hint="eastAsia"/>
+                <w:noProof/>
+              </w:rPr>
+              <w:t>가</w:t>
+            </w:r>
+            <w:r>
+              <w:rPr>
+                <w:rStyle w:val="a5"/>
+                <w:noProof/>
+              </w:rPr>
+              <w:t xml:space="preserve"> </w:t>
+            </w:r>
+            <w:r>
+              <w:rPr>
+                <w:rStyle w:val="a5"/>
+                <w:rFonts w:hint="eastAsia"/>
+                <w:noProof/>
+              </w:rPr>
+              <w:t>이미</w:t>
+            </w:r>
+            <w:r>
+              <w:rPr>
+                <w:rStyle w:val="a5"/>
+                <w:noProof/>
+              </w:rPr>
+              <w:t xml:space="preserve"> </w:t>
+            </w:r>
+            <w:r>
+              <w:rPr>
+                <w:rStyle w:val="a5"/>
+                <w:rFonts w:hint="eastAsia"/>
+                <w:noProof/>
+              </w:rPr>
+              <w:t>설치되어</w:t>
+            </w:r>
+            <w:r>
+              <w:rPr>
+                <w:rStyle w:val="a5"/>
+                <w:noProof/>
+              </w:rPr>
+              <w:t xml:space="preserve"> </w:t>
+            </w:r>
+            <w:r>
+              <w:rPr>
+                <w:rStyle w:val="a5"/>
+                <w:rFonts w:hint="eastAsia"/>
+                <w:noProof/>
+              </w:rPr>
+              <w:t>있는</w:t>
+            </w:r>
+            <w:r>
+              <w:rPr>
+                <w:rStyle w:val="a5"/>
+                <w:noProof/>
+              </w:rPr>
+              <w:t xml:space="preserve"> </w:t>
+            </w:r>
+            <w:r>
+              <w:rPr>
+                <w:rStyle w:val="a5"/>
+                <w:rFonts w:hint="eastAsia"/>
+                <w:noProof/>
+              </w:rPr>
+              <w:t>경우</w:t>
+            </w:r>
+            <w:r>
+              <w:rPr>
+                <w:noProof/>
+                <w:webHidden/>
+              </w:rPr>
+              <w:tab/>
+            </w:r>
+            <w:r>
+              <w:rPr>
+                <w:noProof/>
+                <w:webHidden/>
+              </w:rPr>
+              <w:fldChar w:fldCharType="begin"/>
+            </w:r>
+            <w:r>
+              <w:rPr>
+                <w:noProof/>
+                <w:webHidden/>
+              </w:rPr>
+              <w:instrText xml:space="preserve"> PAGEREF _Toc27275239 \h </w:instrText>
+            </w:r>
+            <w:r>
+              <w:rPr>
+                <w:noProof/>
+                <w:webHidden/>
+              </w:rPr>
+            </w:r>
+            <w:r>
+              <w:rPr>
+                <w:noProof/>
+                <w:webHidden/>
+              </w:rPr>
+              <w:fldChar w:fldCharType="separate"/>
+            </w:r>
+            <w:r>
+              <w:rPr>
+                <w:noProof/>
+                <w:webHidden/>
+              </w:rPr>
+              <w:t>3</w:t>
             </w:r>
             <w:r>
               <w:rPr>
@@ -556,12 +753,14 @@
       <w:r>
         <w:br w:type="page"/>
       </w:r>
+      <w:bookmarkStart w:id="1" w:name="_GoBack"/>
+      <w:bookmarkEnd w:id="1"/>
     </w:p>
     <w:p>
       <w:pPr>
         <w:pStyle w:val="1"/>
       </w:pPr>
-      <w:bookmarkStart w:id="1" w:name="_Toc7991900"/>
+      <w:bookmarkStart w:id="2" w:name="_Toc27275237"/>
       <w:proofErr w:type="spellStart"/>
       <w:r>
         <w:rPr>
@@ -583,7 +782,7 @@
         </w:rPr>
         <w:t>설치</w:t>
       </w:r>
-      <w:bookmarkEnd w:id="1"/>
+      <w:bookmarkEnd w:id="2"/>
     </w:p>
     <w:p>
       <w:proofErr w:type="spellStart"/>
@@ -884,8 +1083,6 @@
       <w:r>
         <w:t>)</w:t>
       </w:r>
-      <w:bookmarkStart w:id="2" w:name="_GoBack"/>
-      <w:bookmarkEnd w:id="2"/>
     </w:p>
     <w:p>
       <w:r>
@@ -983,7 +1180,7 @@
       <w:pPr>
         <w:pStyle w:val="1"/>
       </w:pPr>
-      <w:bookmarkStart w:id="3" w:name="_Toc7991901"/>
+      <w:bookmarkStart w:id="3" w:name="_Toc27275238"/>
       <w:r>
         <w:rPr>
           <w:rFonts w:hint="eastAsia"/>
@@ -1511,7 +1708,596 @@
         <w:t>변경 완료 후 종료했던 서비스들을 다시 실행하도록 한다.</w:t>
       </w:r>
     </w:p>
-    <w:p/>
+    <w:p>
+      <w:pPr>
+        <w:pStyle w:val="1"/>
+      </w:pPr>
+      <w:bookmarkStart w:id="4" w:name="_Toc27275239"/>
+      <w:proofErr w:type="spellStart"/>
+      <w:r>
+        <w:rPr>
+          <w:rFonts w:hint="eastAsia"/>
+        </w:rPr>
+        <w:t>Open</w:t>
+      </w:r>
+      <w:r>
+        <w:t>JDK</w:t>
+      </w:r>
+      <w:proofErr w:type="spellEnd"/>
+      <w:r>
+        <w:rPr>
+          <w:rFonts w:hint="eastAsia"/>
+        </w:rPr>
+        <w:t xml:space="preserve">를 설치할 수 없고 </w:t>
+      </w:r>
+      <w:proofErr w:type="spellStart"/>
+      <w:r>
+        <w:t>OpenJRE</w:t>
+      </w:r>
+      <w:proofErr w:type="spellEnd"/>
+      <w:r>
+        <w:rPr>
+          <w:rFonts w:hint="eastAsia"/>
+        </w:rPr>
+        <w:t>가 이미 설치되어 있는 경우</w:t>
+      </w:r>
+      <w:bookmarkEnd w:id="4"/>
+    </w:p>
+    <w:p>
+      <w:r>
+        <w:rPr>
+          <w:rFonts w:hint="eastAsia"/>
+        </w:rPr>
+        <w:t xml:space="preserve">인터넷과 연결이 되어 있지 않은 환경에서는 </w:t>
+      </w:r>
+      <w:r>
+        <w:t>yum</w:t>
+      </w:r>
+      <w:r>
+        <w:rPr>
+          <w:rFonts w:hint="eastAsia"/>
+        </w:rPr>
+        <w:t xml:space="preserve">을 통해 </w:t>
+      </w:r>
+      <w:proofErr w:type="spellStart"/>
+      <w:r>
+        <w:rPr>
+          <w:rFonts w:hint="eastAsia"/>
+        </w:rPr>
+        <w:t>OpenJDK</w:t>
+      </w:r>
+      <w:proofErr w:type="spellEnd"/>
+      <w:r>
+        <w:rPr>
+          <w:rFonts w:hint="eastAsia"/>
+        </w:rPr>
+        <w:t>를 설치할 수 없다.</w:t>
+      </w:r>
+      <w:r>
+        <w:t xml:space="preserve"> </w:t>
+      </w:r>
+      <w:r>
+        <w:rPr>
+          <w:rFonts w:hint="eastAsia"/>
+        </w:rPr>
+        <w:t xml:space="preserve">이 경우 </w:t>
+      </w:r>
+      <w:r>
+        <w:t>CentOS 7</w:t>
+      </w:r>
+      <w:r>
+        <w:rPr>
+          <w:rFonts w:hint="eastAsia"/>
+        </w:rPr>
+        <w:t xml:space="preserve">에서는 이미 </w:t>
+      </w:r>
+      <w:proofErr w:type="spellStart"/>
+      <w:r>
+        <w:t>OpenJRE</w:t>
+      </w:r>
+      <w:proofErr w:type="spellEnd"/>
+      <w:r>
+        <w:rPr>
+          <w:rFonts w:hint="eastAsia"/>
+        </w:rPr>
+        <w:t xml:space="preserve">가 설치되어 있을 가능성이 높으므로 </w:t>
+      </w:r>
+      <w:proofErr w:type="spellStart"/>
+      <w:r>
+        <w:t>OpenJDK</w:t>
+      </w:r>
+      <w:proofErr w:type="spellEnd"/>
+      <w:r>
+        <w:t xml:space="preserve"> </w:t>
+      </w:r>
+      <w:r>
+        <w:rPr>
+          <w:rFonts w:hint="eastAsia"/>
+        </w:rPr>
+        <w:t xml:space="preserve">대신 </w:t>
+      </w:r>
+      <w:proofErr w:type="spellStart"/>
+      <w:r>
+        <w:t>OpenJRE</w:t>
+      </w:r>
+      <w:proofErr w:type="spellEnd"/>
+      <w:r>
+        <w:rPr>
+          <w:rFonts w:hint="eastAsia"/>
+        </w:rPr>
+        <w:t>를 사용</w:t>
+      </w:r>
+      <w:r>
+        <w:rPr>
+          <w:rFonts w:hint="eastAsia"/>
+        </w:rPr>
+        <w:t>하도록</w:t>
+      </w:r>
+      <w:r>
+        <w:rPr>
+          <w:rFonts w:hint="eastAsia"/>
+        </w:rPr>
+        <w:t xml:space="preserve"> 설정</w:t>
+      </w:r>
+      <w:r>
+        <w:rPr>
+          <w:rFonts w:hint="eastAsia"/>
+        </w:rPr>
+        <w:t>할 수</w:t>
+      </w:r>
+      <w:r>
+        <w:rPr>
+          <w:rFonts w:hint="eastAsia"/>
+        </w:rPr>
+        <w:t xml:space="preserve"> </w:t>
+      </w:r>
+      <w:r>
+        <w:rPr>
+          <w:rFonts w:hint="eastAsia"/>
+        </w:rPr>
+        <w:t>있</w:t>
+      </w:r>
+      <w:r>
+        <w:rPr>
+          <w:rFonts w:hint="eastAsia"/>
+        </w:rPr>
+        <w:t>다</w:t>
+      </w:r>
+      <w:r>
+        <w:rPr>
+          <w:rFonts w:hint="eastAsia"/>
+        </w:rPr>
+        <w:t>.</w:t>
+      </w:r>
+      <w:r>
+        <w:t xml:space="preserve"> </w:t>
+      </w:r>
+      <w:r>
+        <w:rPr>
+          <w:rFonts w:hint="eastAsia"/>
+        </w:rPr>
+        <w:t xml:space="preserve">사실 자바 프로그램을 </w:t>
+      </w:r>
+      <w:proofErr w:type="spellStart"/>
+      <w:r>
+        <w:rPr>
+          <w:rFonts w:hint="eastAsia"/>
+        </w:rPr>
+        <w:t>실행하는데에는</w:t>
+      </w:r>
+      <w:proofErr w:type="spellEnd"/>
+      <w:r>
+        <w:rPr>
+          <w:rFonts w:hint="eastAsia"/>
+        </w:rPr>
+        <w:t xml:space="preserve"> </w:t>
+      </w:r>
+      <w:proofErr w:type="spellStart"/>
+      <w:r>
+        <w:t>OpenJRE</w:t>
+      </w:r>
+      <w:proofErr w:type="spellEnd"/>
+      <w:r>
+        <w:rPr>
+          <w:rFonts w:hint="eastAsia"/>
+        </w:rPr>
+        <w:t xml:space="preserve">만 있으면 되며 굳이 </w:t>
+      </w:r>
+      <w:proofErr w:type="spellStart"/>
+      <w:r>
+        <w:t>OpenJDK</w:t>
+      </w:r>
+      <w:proofErr w:type="spellEnd"/>
+      <w:r>
+        <w:rPr>
+          <w:rFonts w:hint="eastAsia"/>
+        </w:rPr>
+        <w:t>를 필요로</w:t>
+      </w:r>
+      <w:r>
+        <w:rPr>
+          <w:rFonts w:hint="eastAsia"/>
+        </w:rPr>
+        <w:t xml:space="preserve"> </w:t>
+      </w:r>
+      <w:r>
+        <w:rPr>
+          <w:rFonts w:hint="eastAsia"/>
+        </w:rPr>
+        <w:t>하지는 않는다.</w:t>
+      </w:r>
+      <w:r>
+        <w:t xml:space="preserve"> </w:t>
+      </w:r>
+      <w:r>
+        <w:rPr>
+          <w:rFonts w:hint="eastAsia"/>
+        </w:rPr>
+        <w:t>다만,</w:t>
+      </w:r>
+      <w:r>
+        <w:t xml:space="preserve"> </w:t>
+      </w:r>
+      <w:proofErr w:type="spellStart"/>
+      <w:r>
+        <w:t>OpenJDK</w:t>
+      </w:r>
+      <w:proofErr w:type="spellEnd"/>
+      <w:r>
+        <w:rPr>
+          <w:rFonts w:hint="eastAsia"/>
+        </w:rPr>
+        <w:t xml:space="preserve">에는 </w:t>
+      </w:r>
+      <w:r>
+        <w:t xml:space="preserve">jar </w:t>
+      </w:r>
+      <w:r>
+        <w:rPr>
+          <w:rFonts w:hint="eastAsia"/>
+        </w:rPr>
+        <w:t xml:space="preserve">커맨드가 포함되어 있는 반면 </w:t>
+      </w:r>
+      <w:proofErr w:type="spellStart"/>
+      <w:r>
+        <w:rPr>
+          <w:rFonts w:hint="eastAsia"/>
+        </w:rPr>
+        <w:t>OpenJRE</w:t>
+      </w:r>
+      <w:proofErr w:type="spellEnd"/>
+      <w:r>
+        <w:rPr>
+          <w:rFonts w:hint="eastAsia"/>
+        </w:rPr>
+        <w:t xml:space="preserve">에는 </w:t>
+      </w:r>
+      <w:r>
+        <w:t xml:space="preserve">jar </w:t>
+      </w:r>
+      <w:r>
+        <w:rPr>
+          <w:rFonts w:hint="eastAsia"/>
+        </w:rPr>
+        <w:t xml:space="preserve">커맨드가 포함되어 있지 않아 </w:t>
+      </w:r>
+      <w:proofErr w:type="spellStart"/>
+      <w:r>
+        <w:t>ezFlow.war</w:t>
+      </w:r>
+      <w:proofErr w:type="spellEnd"/>
+      <w:r>
+        <w:rPr>
+          <w:rFonts w:hint="eastAsia"/>
+        </w:rPr>
+        <w:t xml:space="preserve">와 같은 압축 파일을 풀 때 </w:t>
+      </w:r>
+      <w:r>
+        <w:t xml:space="preserve">jar </w:t>
+      </w:r>
+      <w:r>
+        <w:rPr>
+          <w:rFonts w:hint="eastAsia"/>
+        </w:rPr>
+        <w:t>커맨드를 사용할 수 없다는 문제가 있다.</w:t>
+      </w:r>
+      <w:r>
+        <w:t xml:space="preserve"> </w:t>
+      </w:r>
+      <w:r>
+        <w:rPr>
+          <w:rFonts w:hint="eastAsia"/>
+        </w:rPr>
+        <w:t xml:space="preserve">하지만 </w:t>
+      </w:r>
+      <w:r>
+        <w:t xml:space="preserve">jar </w:t>
+      </w:r>
+      <w:r>
+        <w:rPr>
+          <w:rFonts w:hint="eastAsia"/>
+        </w:rPr>
+        <w:t xml:space="preserve">형식은 사실상 </w:t>
+      </w:r>
+      <w:r>
+        <w:t xml:space="preserve">zip </w:t>
+      </w:r>
+      <w:r>
+        <w:rPr>
+          <w:rFonts w:hint="eastAsia"/>
+        </w:rPr>
+        <w:t xml:space="preserve">형식과 동일하기 때문에 </w:t>
+      </w:r>
+      <w:r>
+        <w:t xml:space="preserve">jar </w:t>
+      </w:r>
+      <w:r>
+        <w:rPr>
+          <w:rFonts w:hint="eastAsia"/>
+        </w:rPr>
+        <w:t xml:space="preserve">커맨드 대신에 </w:t>
+      </w:r>
+      <w:r>
+        <w:t xml:space="preserve">unzip </w:t>
+      </w:r>
+      <w:r>
+        <w:rPr>
+          <w:rFonts w:hint="eastAsia"/>
+        </w:rPr>
+        <w:t xml:space="preserve">명령을 사용해 </w:t>
+      </w:r>
+      <w:r>
+        <w:t xml:space="preserve">war </w:t>
+      </w:r>
+      <w:r>
+        <w:rPr>
+          <w:rFonts w:hint="eastAsia"/>
+        </w:rPr>
+        <w:t>파일의 압축을 풀 수 있다</w:t>
+      </w:r>
+      <w:proofErr w:type="gramStart"/>
+      <w:r>
+        <w:rPr>
+          <w:rFonts w:hint="eastAsia"/>
+        </w:rPr>
+        <w:t>.</w:t>
+      </w:r>
+      <w:r>
+        <w:t>(</w:t>
+      </w:r>
+      <w:proofErr w:type="gramEnd"/>
+      <w:r>
+        <w:t xml:space="preserve">unzip </w:t>
+      </w:r>
+      <w:proofErr w:type="spellStart"/>
+      <w:r>
+        <w:t>ezFlow.war</w:t>
+      </w:r>
+      <w:proofErr w:type="spellEnd"/>
+      <w:r>
+        <w:rPr>
+          <w:rFonts w:hint="eastAsia"/>
+        </w:rPr>
+        <w:t>와 같이 명령을 사용하면 됨.</w:t>
+      </w:r>
+      <w:r>
+        <w:t xml:space="preserve"> </w:t>
+      </w:r>
+      <w:r>
+        <w:rPr>
+          <w:rFonts w:hint="eastAsia"/>
+        </w:rPr>
+        <w:t xml:space="preserve">압축 </w:t>
+      </w:r>
+      <w:proofErr w:type="spellStart"/>
+      <w:r>
+        <w:rPr>
+          <w:rFonts w:hint="eastAsia"/>
+        </w:rPr>
+        <w:t>파일내</w:t>
+      </w:r>
+      <w:proofErr w:type="spellEnd"/>
+      <w:r>
+        <w:rPr>
+          <w:rFonts w:hint="eastAsia"/>
+        </w:rPr>
+        <w:t xml:space="preserve"> 파일 목록만 볼 때는 </w:t>
+      </w:r>
+      <w:r>
+        <w:t xml:space="preserve">unzip –l </w:t>
+      </w:r>
+      <w:proofErr w:type="spellStart"/>
+      <w:r>
+        <w:t>ezFlow.war</w:t>
+      </w:r>
+      <w:proofErr w:type="spellEnd"/>
+      <w:r>
+        <w:rPr>
+          <w:rFonts w:hint="eastAsia"/>
+        </w:rPr>
+        <w:t xml:space="preserve">와 같이 </w:t>
+      </w:r>
+      <w:r>
+        <w:t>–</w:t>
+      </w:r>
+      <w:r>
+        <w:rPr>
+          <w:rFonts w:hint="eastAsia"/>
+        </w:rPr>
+        <w:t>l 옵션을 주면 됨.</w:t>
+      </w:r>
+      <w:r>
+        <w:t>)</w:t>
+      </w:r>
+      <w:r>
+        <w:br/>
+      </w:r>
+      <w:r>
+        <w:br/>
+      </w:r>
+      <w:proofErr w:type="spellStart"/>
+      <w:r>
+        <w:t>OpenJRE</w:t>
+      </w:r>
+      <w:proofErr w:type="spellEnd"/>
+      <w:r>
+        <w:rPr>
+          <w:rFonts w:hint="eastAsia"/>
+        </w:rPr>
+        <w:t xml:space="preserve">는 </w:t>
+      </w:r>
+      <w:r>
+        <w:t>/</w:t>
+      </w:r>
+      <w:proofErr w:type="spellStart"/>
+      <w:r>
+        <w:t>usr</w:t>
+      </w:r>
+      <w:proofErr w:type="spellEnd"/>
+      <w:r>
+        <w:t>/lib/</w:t>
+      </w:r>
+      <w:proofErr w:type="spellStart"/>
+      <w:r>
+        <w:t>jvm</w:t>
+      </w:r>
+      <w:proofErr w:type="spellEnd"/>
+      <w:r>
+        <w:t>/</w:t>
+      </w:r>
+      <w:proofErr w:type="spellStart"/>
+      <w:r>
+        <w:t>jre</w:t>
+      </w:r>
+      <w:proofErr w:type="spellEnd"/>
+      <w:r>
+        <w:rPr>
+          <w:rFonts w:hint="eastAsia"/>
+        </w:rPr>
+        <w:t xml:space="preserve">에 위치해 있으므로 </w:t>
+      </w:r>
+      <w:r>
+        <w:t>/</w:t>
+      </w:r>
+      <w:proofErr w:type="spellStart"/>
+      <w:r>
+        <w:rPr>
+          <w:rFonts w:hint="eastAsia"/>
+        </w:rPr>
+        <w:t>usr</w:t>
+      </w:r>
+      <w:proofErr w:type="spellEnd"/>
+      <w:r>
+        <w:rPr>
+          <w:rFonts w:hint="eastAsia"/>
+        </w:rPr>
+        <w:t>/lib/</w:t>
+      </w:r>
+      <w:proofErr w:type="spellStart"/>
+      <w:r>
+        <w:rPr>
+          <w:rFonts w:hint="eastAsia"/>
+        </w:rPr>
+        <w:t>jvm</w:t>
+      </w:r>
+      <w:proofErr w:type="spellEnd"/>
+      <w:r>
+        <w:rPr>
+          <w:rFonts w:hint="eastAsia"/>
+        </w:rPr>
+        <w:t>/</w:t>
+      </w:r>
+      <w:proofErr w:type="spellStart"/>
+      <w:r>
+        <w:rPr>
+          <w:rFonts w:hint="eastAsia"/>
+        </w:rPr>
+        <w:t>jre</w:t>
+      </w:r>
+      <w:proofErr w:type="spellEnd"/>
+      <w:r>
+        <w:t xml:space="preserve"> </w:t>
+      </w:r>
+      <w:r>
+        <w:rPr>
+          <w:rFonts w:hint="eastAsia"/>
+        </w:rPr>
+        <w:t xml:space="preserve">폴더를 가리키도록 </w:t>
+      </w:r>
+      <w:r>
+        <w:t>/</w:t>
+      </w:r>
+      <w:proofErr w:type="spellStart"/>
+      <w:r>
+        <w:t>usr</w:t>
+      </w:r>
+      <w:proofErr w:type="spellEnd"/>
+      <w:r>
+        <w:t xml:space="preserve">/local/java </w:t>
+      </w:r>
+      <w:proofErr w:type="spellStart"/>
+      <w:r>
+        <w:rPr>
+          <w:rFonts w:hint="eastAsia"/>
+        </w:rPr>
+        <w:t>심볼릭</w:t>
+      </w:r>
+      <w:proofErr w:type="spellEnd"/>
+      <w:r>
+        <w:rPr>
+          <w:rFonts w:hint="eastAsia"/>
+        </w:rPr>
+        <w:t xml:space="preserve"> 링크를 생성하면 된다.</w:t>
+      </w:r>
+    </w:p>
+    <w:p>
+      <w:r>
+        <w:rPr>
+          <w:noProof/>
+        </w:rPr>
+        <w:drawing>
+          <wp:inline distT="0" distB="0" distL="0" distR="0">
+            <wp:extent cx="5731510" cy="868045"/>
+            <wp:effectExtent l="0" t="0" r="2540" b="8255"/>
+            <wp:docPr id="4" name="그림 4"/>
+            <wp:cNvGraphicFramePr>
+              <a:graphicFrameLocks xmlns:a="http://schemas.openxmlformats.org/drawingml/2006/main" noChangeAspect="1"/>
+            </wp:cNvGraphicFramePr>
+            <a:graphic xmlns:a="http://schemas.openxmlformats.org/drawingml/2006/main">
+              <a:graphicData uri="http://schemas.openxmlformats.org/drawingml/2006/picture">
+                <pic:pic xmlns:pic="http://schemas.openxmlformats.org/drawingml/2006/picture">
+                  <pic:nvPicPr>
+                    <pic:cNvPr id="4" name="Screen Shot 2019-12-15 at 3.58.39 AM.png"/>
+                    <pic:cNvPicPr/>
+                  </pic:nvPicPr>
+                  <pic:blipFill>
+                    <a:blip r:embed="rId11">
+                      <a:extLst>
+                        <a:ext uri="{28A0092B-C50C-407E-A947-70E740481C1C}">
+                          <a14:useLocalDpi xmlns:a14="http://schemas.microsoft.com/office/drawing/2010/main" val="0"/>
+                        </a:ext>
+                      </a:extLst>
+                    </a:blip>
+                    <a:stretch>
+                      <a:fillRect/>
+                    </a:stretch>
+                  </pic:blipFill>
+                  <pic:spPr>
+                    <a:xfrm>
+                      <a:off x="0" y="0"/>
+                      <a:ext cx="5731510" cy="868045"/>
+                    </a:xfrm>
+                    <a:prstGeom prst="rect">
+                      <a:avLst/>
+                    </a:prstGeom>
+                  </pic:spPr>
+                </pic:pic>
+              </a:graphicData>
+            </a:graphic>
+          </wp:inline>
+        </w:drawing>
+      </w:r>
+    </w:p>
     <w:sectPr>
       <w:pgSz w:w="11906" w:h="16838"/>
       <w:pgMar w:top="1701" w:right="1440" w:bottom="1440" w:left="1440" w:header="851" w:footer="992" w:gutter="0"/>
@@ -2962,7 +3748,7 @@
   <w:style w:type="paragraph" w:default="1" w:styleId="a">
     <w:name w:val="Normal"/>
     <w:qFormat/>
-    <w:rsid w:val="0071226E"/>
+    <w:rsid w:val="0054688F"/>
     <w:pPr>
       <w:widowControl w:val="0"/>
       <w:wordWrap w:val="0"/>
@@ -3476,7 +4262,7 @@
 </file>
 
 <file path=customXml/itemProps1.xml><?xml version="1.0" encoding="utf-8"?>
-<ds:datastoreItem xmlns:ds="http://schemas.openxmlformats.org/officeDocument/2006/customXml" ds:itemID="{F9B89646-0DAC-49AF-AD18-E95F62EEA775}">
+<ds:datastoreItem xmlns:ds="http://schemas.openxmlformats.org/officeDocument/2006/customXml" ds:itemID="{468E145B-2721-4A1A-AEEA-BCEEF4AC1583}">
   <ds:schemaRefs>
     <ds:schemaRef ds:uri="http://schemas.openxmlformats.org/officeDocument/2006/bibliography"/>
   </ds:schemaRefs>
